--- a/My Interview Questions Bank.docx
+++ b/My Interview Questions Bank.docx
@@ -278,16 +278,8 @@
         <w:rPr>
           <w:lang w:val="en-US"/>
         </w:rPr>
-        <w:t>/</w:t>
-      </w:r>
-      <w:proofErr w:type="spellStart"/>
-      <w:r>
-        <w:rPr>
-          <w:lang w:val="en-US"/>
-        </w:rPr>
-        <w:t>javascript</w:t>
-      </w:r>
-      <w:proofErr w:type="spellEnd"/>
+        <w:t>/javascript</w:t>
+      </w:r>
     </w:p>
     <w:p>
       <w:pPr>
@@ -554,8 +546,6 @@
           <w:lang w:val="en-US"/>
         </w:rPr>
       </w:pPr>
-      <w:bookmarkStart w:id="0" w:name="_GoBack"/>
-      <w:bookmarkEnd w:id="0"/>
     </w:p>
     <w:p>
       <w:pPr>
@@ -2640,7 +2630,6 @@
           <w:lang w:val="en-US"/>
         </w:rPr>
       </w:pPr>
-      <w:proofErr w:type="spellStart"/>
       <w:r>
         <w:rPr>
           <w:b/>
@@ -2648,7 +2637,6 @@
         </w:rPr>
         <w:t>Ans</w:t>
       </w:r>
-      <w:proofErr w:type="spellEnd"/>
       <w:r>
         <w:rPr>
           <w:lang w:val="en-US"/>
@@ -6883,6 +6871,727 @@
         <w:spacing w:after="0"/>
         <w:ind w:left="-284" w:right="-613"/>
         <w:rPr>
+          <w:b/>
+          <w:lang w:val="en-US"/>
+        </w:rPr>
+      </w:pPr>
+      <w:proofErr w:type="spellStart"/>
+      <w:r>
+        <w:rPr>
+          <w:b/>
+          <w:lang w:val="en-US"/>
+        </w:rPr>
+        <w:t>Ans</w:t>
+      </w:r>
+      <w:proofErr w:type="spellEnd"/>
+      <w:r>
+        <w:rPr>
+          <w:b/>
+          <w:lang w:val="en-US"/>
+        </w:rPr>
+        <w:t>:</w:t>
+      </w:r>
+      <w:r>
+        <w:rPr>
+          <w:b/>
+          <w:lang w:val="en-US"/>
+        </w:rPr>
+        <w:t xml:space="preserve"> </w:t>
+      </w:r>
+      <w:r>
+        <w:rPr>
+          <w:lang w:val="en-US"/>
+        </w:rPr>
+        <w:t>GC in Java automatically frees memory by removing unreachable objects from the heap.</w:t>
+      </w:r>
+    </w:p>
+    <w:p>
+      <w:pPr>
+        <w:spacing w:after="0"/>
+        <w:ind w:left="-284" w:right="-613"/>
+        <w:rPr>
+          <w:b/>
+          <w:lang w:val="en-US"/>
+        </w:rPr>
+      </w:pPr>
+    </w:p>
+    <w:p>
+      <w:pPr>
+        <w:spacing w:after="0"/>
+        <w:ind w:left="-284" w:right="-613"/>
+        <w:rPr>
+          <w:lang w:val="en-US"/>
+        </w:rPr>
+      </w:pPr>
+      <w:r>
+        <w:rPr>
+          <w:lang w:val="en-US"/>
+        </w:rPr>
+        <w:t>Working:</w:t>
+      </w:r>
+    </w:p>
+    <w:p>
+      <w:pPr>
+        <w:spacing w:after="0"/>
+        <w:ind w:left="-284" w:right="-613"/>
+        <w:rPr>
+          <w:lang w:val="en-US"/>
+        </w:rPr>
+      </w:pPr>
+      <w:r>
+        <w:rPr>
+          <w:lang w:val="en-US"/>
+        </w:rPr>
+        <w:t>1. Object created → stored in heap.</w:t>
+      </w:r>
+    </w:p>
+    <w:p>
+      <w:pPr>
+        <w:spacing w:after="0"/>
+        <w:ind w:left="-284" w:right="-613"/>
+        <w:rPr>
+          <w:lang w:val="en-US"/>
+        </w:rPr>
+      </w:pPr>
+      <w:r>
+        <w:rPr>
+          <w:lang w:val="en-US"/>
+        </w:rPr>
+        <w:t>2. GC checks reachability (via GC roots).</w:t>
+      </w:r>
+    </w:p>
+    <w:p>
+      <w:pPr>
+        <w:spacing w:after="0"/>
+        <w:ind w:left="-284" w:right="-613"/>
+        <w:rPr>
+          <w:lang w:val="en-US"/>
+        </w:rPr>
+      </w:pPr>
+      <w:r>
+        <w:rPr>
+          <w:lang w:val="en-US"/>
+        </w:rPr>
+        <w:t>3. Unreachable objects = garbage → collected.</w:t>
+      </w:r>
+    </w:p>
+    <w:p>
+      <w:pPr>
+        <w:spacing w:after="0"/>
+        <w:ind w:left="-284" w:right="-613"/>
+        <w:rPr>
+          <w:lang w:val="en-US"/>
+        </w:rPr>
+      </w:pPr>
+      <w:r>
+        <w:rPr>
+          <w:lang w:val="en-US"/>
+        </w:rPr>
+        <w:t>4. Memory reused.</w:t>
+      </w:r>
+    </w:p>
+    <w:p>
+      <w:pPr>
+        <w:spacing w:after="0"/>
+        <w:ind w:left="-284" w:right="-613"/>
+        <w:rPr>
+          <w:lang w:val="en-US"/>
+        </w:rPr>
+      </w:pPr>
+    </w:p>
+    <w:p>
+      <w:pPr>
+        <w:spacing w:after="0"/>
+        <w:ind w:left="-284" w:right="-613"/>
+        <w:rPr>
+          <w:lang w:val="en-US"/>
+        </w:rPr>
+      </w:pPr>
+      <w:r>
+        <w:rPr>
+          <w:lang w:val="en-US"/>
+        </w:rPr>
+        <w:t>Algorithms:</w:t>
+      </w:r>
+    </w:p>
+    <w:p>
+      <w:pPr>
+        <w:pStyle w:val="ListParagraph"/>
+        <w:numPr>
+          <w:ilvl w:val="0"/>
+          <w:numId w:val="35"/>
+        </w:numPr>
+        <w:spacing w:after="0"/>
+        <w:ind w:right="-613"/>
+        <w:rPr>
+          <w:lang w:val="en-US"/>
+        </w:rPr>
+      </w:pPr>
+      <w:r>
+        <w:rPr>
+          <w:lang w:val="en-US"/>
+        </w:rPr>
+        <w:t>Mark &amp; Sweep: Mark live → remove dead (can fragment).</w:t>
+      </w:r>
+    </w:p>
+    <w:p>
+      <w:pPr>
+        <w:pStyle w:val="ListParagraph"/>
+        <w:numPr>
+          <w:ilvl w:val="0"/>
+          <w:numId w:val="35"/>
+        </w:numPr>
+        <w:spacing w:after="0"/>
+        <w:ind w:right="-613"/>
+        <w:rPr>
+          <w:lang w:val="en-US"/>
+        </w:rPr>
+      </w:pPr>
+      <w:r>
+        <w:rPr>
+          <w:lang w:val="en-US"/>
+        </w:rPr>
+        <w:t>Mark &amp; Compact: Like above, but compacts memory.</w:t>
+      </w:r>
+    </w:p>
+    <w:p>
+      <w:pPr>
+        <w:pStyle w:val="ListParagraph"/>
+        <w:numPr>
+          <w:ilvl w:val="0"/>
+          <w:numId w:val="35"/>
+        </w:numPr>
+        <w:spacing w:after="0"/>
+        <w:ind w:right="-613"/>
+        <w:rPr>
+          <w:lang w:val="en-US"/>
+        </w:rPr>
+      </w:pPr>
+      <w:r>
+        <w:rPr>
+          <w:lang w:val="en-US"/>
+        </w:rPr>
+        <w:t>Copying: Copies live objects to new space</w:t>
+      </w:r>
+      <w:r>
+        <w:rPr>
+          <w:lang w:val="en-US"/>
+        </w:rPr>
+        <w:t xml:space="preserve"> leave </w:t>
+      </w:r>
+      <w:proofErr w:type="spellStart"/>
+      <w:r>
+        <w:rPr>
+          <w:lang w:val="en-US"/>
+        </w:rPr>
+        <w:t>gargabe</w:t>
+      </w:r>
+      <w:proofErr w:type="spellEnd"/>
+      <w:r>
+        <w:rPr>
+          <w:lang w:val="en-US"/>
+        </w:rPr>
+        <w:t xml:space="preserve"> behind</w:t>
+      </w:r>
+      <w:r>
+        <w:rPr>
+          <w:lang w:val="en-US"/>
+        </w:rPr>
+        <w:t xml:space="preserve"> → avoids fragmentation.</w:t>
+      </w:r>
+    </w:p>
+    <w:p>
+      <w:pPr>
+        <w:pStyle w:val="ListParagraph"/>
+        <w:numPr>
+          <w:ilvl w:val="0"/>
+          <w:numId w:val="35"/>
+        </w:numPr>
+        <w:spacing w:after="0"/>
+        <w:ind w:right="-613"/>
+        <w:rPr>
+          <w:lang w:val="en-US"/>
+        </w:rPr>
+      </w:pPr>
+      <w:r>
+        <w:rPr>
+          <w:lang w:val="en-US"/>
+        </w:rPr>
+        <w:t>Permanent Generation</w:t>
+      </w:r>
+      <w:r>
+        <w:rPr>
+          <w:lang w:val="en-US"/>
+        </w:rPr>
+        <w:t>/</w:t>
+      </w:r>
+      <w:r>
+        <w:rPr>
+          <w:lang w:val="en-US"/>
+        </w:rPr>
+        <w:t>Generational GC:</w:t>
+      </w:r>
+    </w:p>
+    <w:p>
+      <w:pPr>
+        <w:pStyle w:val="ListParagraph"/>
+        <w:numPr>
+          <w:ilvl w:val="0"/>
+          <w:numId w:val="36"/>
+        </w:numPr>
+        <w:spacing w:after="0"/>
+        <w:ind w:right="-613"/>
+        <w:rPr>
+          <w:lang w:val="en-US"/>
+        </w:rPr>
+      </w:pPr>
+      <w:r>
+        <w:rPr>
+          <w:lang w:val="en-US"/>
+        </w:rPr>
+        <w:t>Young Gen: Most objects die here (Minor GC).</w:t>
+      </w:r>
+    </w:p>
+    <w:p>
+      <w:pPr>
+        <w:pStyle w:val="ListParagraph"/>
+        <w:numPr>
+          <w:ilvl w:val="0"/>
+          <w:numId w:val="36"/>
+        </w:numPr>
+        <w:spacing w:after="0"/>
+        <w:ind w:right="-613"/>
+        <w:rPr>
+          <w:lang w:val="en-US"/>
+        </w:rPr>
+      </w:pPr>
+      <w:r>
+        <w:rPr>
+          <w:lang w:val="en-US"/>
+        </w:rPr>
+        <w:t>Old Gen: Long-lived objects (Major GC).</w:t>
+      </w:r>
+    </w:p>
+    <w:p>
+      <w:pPr>
+        <w:pStyle w:val="ListParagraph"/>
+        <w:numPr>
+          <w:ilvl w:val="0"/>
+          <w:numId w:val="36"/>
+        </w:numPr>
+        <w:spacing w:after="0"/>
+        <w:ind w:right="-613"/>
+        <w:rPr>
+          <w:lang w:val="en-US"/>
+        </w:rPr>
+      </w:pPr>
+      <w:proofErr w:type="spellStart"/>
+      <w:r>
+        <w:rPr>
+          <w:lang w:val="en-US"/>
+        </w:rPr>
+        <w:t>Metaspace</w:t>
+      </w:r>
+      <w:proofErr w:type="spellEnd"/>
+      <w:r>
+        <w:rPr>
+          <w:lang w:val="en-US"/>
+        </w:rPr>
+        <w:t>: Class metadata.</w:t>
+      </w:r>
+    </w:p>
+    <w:p>
+      <w:pPr>
+        <w:spacing w:after="0"/>
+        <w:ind w:left="-284" w:right="-613"/>
+        <w:rPr>
+          <w:lang w:val="en-US"/>
+        </w:rPr>
+      </w:pPr>
+    </w:p>
+    <w:p>
+      <w:pPr>
+        <w:spacing w:after="0"/>
+        <w:ind w:left="-284" w:right="-613"/>
+        <w:rPr>
+          <w:lang w:val="en-US"/>
+        </w:rPr>
+      </w:pPr>
+      <w:r>
+        <w:rPr>
+          <w:lang w:val="en-US"/>
+        </w:rPr>
+        <w:t>Modern GCs:</w:t>
+      </w:r>
+    </w:p>
+    <w:p>
+      <w:pPr>
+        <w:pStyle w:val="ListParagraph"/>
+        <w:numPr>
+          <w:ilvl w:val="0"/>
+          <w:numId w:val="37"/>
+        </w:numPr>
+        <w:spacing w:after="0"/>
+        <w:ind w:right="-613"/>
+        <w:rPr>
+          <w:lang w:val="en-US"/>
+        </w:rPr>
+      </w:pPr>
+      <w:r>
+        <w:rPr>
+          <w:lang w:val="en-US"/>
+        </w:rPr>
+        <w:t>G1 GC (Garbage-First GC):</w:t>
+      </w:r>
+    </w:p>
+    <w:p>
+      <w:pPr>
+        <w:pStyle w:val="ListParagraph"/>
+        <w:numPr>
+          <w:ilvl w:val="0"/>
+          <w:numId w:val="38"/>
+        </w:numPr>
+        <w:spacing w:after="0"/>
+        <w:ind w:right="-613"/>
+        <w:rPr>
+          <w:lang w:val="en-US"/>
+        </w:rPr>
+      </w:pPr>
+      <w:r>
+        <w:rPr>
+          <w:lang w:val="en-US"/>
+        </w:rPr>
+        <w:t>Heap divided into regions.</w:t>
+      </w:r>
+    </w:p>
+    <w:p>
+      <w:pPr>
+        <w:pStyle w:val="ListParagraph"/>
+        <w:numPr>
+          <w:ilvl w:val="0"/>
+          <w:numId w:val="38"/>
+        </w:numPr>
+        <w:spacing w:after="0"/>
+        <w:ind w:right="-613"/>
+        <w:rPr>
+          <w:lang w:val="en-US"/>
+        </w:rPr>
+      </w:pPr>
+      <w:r>
+        <w:rPr>
+          <w:lang w:val="en-US"/>
+        </w:rPr>
+        <w:t>Collects regions with the most garbage first.</w:t>
+      </w:r>
+    </w:p>
+    <w:p>
+      <w:pPr>
+        <w:pStyle w:val="ListParagraph"/>
+        <w:numPr>
+          <w:ilvl w:val="0"/>
+          <w:numId w:val="38"/>
+        </w:numPr>
+        <w:spacing w:after="0"/>
+        <w:ind w:right="-613"/>
+        <w:rPr>
+          <w:lang w:val="en-US"/>
+        </w:rPr>
+      </w:pPr>
+      <w:r>
+        <w:rPr>
+          <w:lang w:val="en-US"/>
+        </w:rPr>
+        <w:t>Designed for large heaps and low pause times.</w:t>
+      </w:r>
+    </w:p>
+    <w:p>
+      <w:pPr>
+        <w:spacing w:after="0"/>
+        <w:ind w:left="-284" w:right="-613"/>
+        <w:rPr>
+          <w:lang w:val="en-US"/>
+        </w:rPr>
+      </w:pPr>
+    </w:p>
+    <w:p>
+      <w:pPr>
+        <w:pStyle w:val="ListParagraph"/>
+        <w:numPr>
+          <w:ilvl w:val="0"/>
+          <w:numId w:val="37"/>
+        </w:numPr>
+        <w:spacing w:after="0"/>
+        <w:ind w:right="-613"/>
+        <w:rPr>
+          <w:lang w:val="en-US"/>
+        </w:rPr>
+      </w:pPr>
+      <w:r>
+        <w:rPr>
+          <w:lang w:val="en-US"/>
+        </w:rPr>
+        <w:t>ZGC (Java 11+) and Shenandoah GC:</w:t>
+      </w:r>
+    </w:p>
+    <w:p>
+      <w:pPr>
+        <w:pStyle w:val="ListParagraph"/>
+        <w:numPr>
+          <w:ilvl w:val="0"/>
+          <w:numId w:val="39"/>
+        </w:numPr>
+        <w:spacing w:after="0"/>
+        <w:ind w:right="-613"/>
+        <w:rPr>
+          <w:lang w:val="en-US"/>
+        </w:rPr>
+      </w:pPr>
+      <w:r>
+        <w:rPr>
+          <w:lang w:val="en-US"/>
+        </w:rPr>
+        <w:t>Low-latency GCs.</w:t>
+      </w:r>
+    </w:p>
+    <w:p>
+      <w:pPr>
+        <w:pStyle w:val="ListParagraph"/>
+        <w:numPr>
+          <w:ilvl w:val="0"/>
+          <w:numId w:val="39"/>
+        </w:numPr>
+        <w:spacing w:after="0"/>
+        <w:ind w:right="-613"/>
+        <w:rPr>
+          <w:lang w:val="en-US"/>
+        </w:rPr>
+      </w:pPr>
+      <w:r>
+        <w:rPr>
+          <w:lang w:val="en-US"/>
+        </w:rPr>
+        <w:t>Perform most work concurrently with application threads (pause times in milliseconds even with huge heaps).</w:t>
+      </w:r>
+    </w:p>
+    <w:p>
+      <w:pPr>
+        <w:spacing w:after="0"/>
+        <w:ind w:left="-284" w:right="-613"/>
+        <w:rPr>
+          <w:lang w:val="en-US"/>
+        </w:rPr>
+      </w:pPr>
+    </w:p>
+    <w:p>
+      <w:pPr>
+        <w:spacing w:after="0"/>
+        <w:ind w:left="-284" w:right="-613"/>
+        <w:rPr>
+          <w:lang w:val="en-US"/>
+        </w:rPr>
+      </w:pPr>
+      <w:r>
+        <w:rPr>
+          <w:lang w:val="en-US"/>
+        </w:rPr>
+        <w:t>Types of GC:</w:t>
+      </w:r>
+    </w:p>
+    <w:p>
+      <w:pPr>
+        <w:pStyle w:val="ListParagraph"/>
+        <w:numPr>
+          <w:ilvl w:val="0"/>
+          <w:numId w:val="40"/>
+        </w:numPr>
+        <w:spacing w:after="0"/>
+        <w:ind w:right="-613"/>
+        <w:rPr>
+          <w:lang w:val="en-US"/>
+        </w:rPr>
+      </w:pPr>
+      <w:r>
+        <w:rPr>
+          <w:lang w:val="en-US"/>
+        </w:rPr>
+        <w:t>Minor GC → Young Gen.</w:t>
+      </w:r>
+    </w:p>
+    <w:p>
+      <w:pPr>
+        <w:pStyle w:val="ListParagraph"/>
+        <w:numPr>
+          <w:ilvl w:val="0"/>
+          <w:numId w:val="40"/>
+        </w:numPr>
+        <w:spacing w:after="0"/>
+        <w:ind w:right="-613"/>
+        <w:rPr>
+          <w:lang w:val="en-US"/>
+        </w:rPr>
+      </w:pPr>
+      <w:r>
+        <w:rPr>
+          <w:lang w:val="en-US"/>
+        </w:rPr>
+        <w:lastRenderedPageBreak/>
+        <w:t>Major/Full GC → Old Gen (and sometimes Young).</w:t>
+      </w:r>
+    </w:p>
+    <w:p>
+      <w:pPr>
+        <w:pStyle w:val="ListParagraph"/>
+        <w:numPr>
+          <w:ilvl w:val="0"/>
+          <w:numId w:val="40"/>
+        </w:numPr>
+        <w:spacing w:after="0"/>
+        <w:ind w:right="-613"/>
+        <w:rPr>
+          <w:lang w:val="en-US"/>
+        </w:rPr>
+      </w:pPr>
+      <w:r>
+        <w:rPr>
+          <w:lang w:val="en-US"/>
+        </w:rPr>
+        <w:t>Mixed GC (G1) → Both.</w:t>
+      </w:r>
+    </w:p>
+    <w:p>
+      <w:pPr>
+        <w:spacing w:after="0"/>
+        <w:ind w:left="-284" w:right="-613"/>
+        <w:rPr>
+          <w:lang w:val="en-US"/>
+        </w:rPr>
+      </w:pPr>
+    </w:p>
+    <w:p>
+      <w:pPr>
+        <w:spacing w:after="0"/>
+        <w:ind w:left="-284" w:right="-613"/>
+        <w:rPr>
+          <w:lang w:val="en-US"/>
+        </w:rPr>
+      </w:pPr>
+      <w:r>
+        <w:rPr>
+          <w:lang w:val="en-US"/>
+        </w:rPr>
+        <w:t>Example:</w:t>
+      </w:r>
+    </w:p>
+    <w:p>
+      <w:pPr>
+        <w:spacing w:after="0"/>
+        <w:ind w:left="720" w:right="-613"/>
+        <w:rPr>
+          <w:lang w:val="en-US"/>
+        </w:rPr>
+      </w:pPr>
+      <w:r>
+        <w:rPr>
+          <w:lang w:val="en-US"/>
+        </w:rPr>
+        <w:t>```java</w:t>
+      </w:r>
+    </w:p>
+    <w:p>
+      <w:pPr>
+        <w:spacing w:after="0"/>
+        <w:ind w:left="720" w:right="-613"/>
+        <w:rPr>
+          <w:lang w:val="en-US"/>
+        </w:rPr>
+      </w:pPr>
+      <w:r>
+        <w:rPr>
+          <w:lang w:val="en-US"/>
+        </w:rPr>
+        <w:t xml:space="preserve">String s = new </w:t>
+      </w:r>
+      <w:proofErr w:type="gramStart"/>
+      <w:r>
+        <w:rPr>
+          <w:lang w:val="en-US"/>
+        </w:rPr>
+        <w:t>String(</w:t>
+      </w:r>
+      <w:proofErr w:type="gramEnd"/>
+      <w:r>
+        <w:rPr>
+          <w:lang w:val="en-US"/>
+        </w:rPr>
+        <w:t>"Hi");</w:t>
+      </w:r>
+    </w:p>
+    <w:p>
+      <w:pPr>
+        <w:spacing w:after="0"/>
+        <w:ind w:left="720" w:right="-613"/>
+        <w:rPr>
+          <w:lang w:val="en-US"/>
+        </w:rPr>
+      </w:pPr>
+      <w:r>
+        <w:rPr>
+          <w:lang w:val="en-US"/>
+        </w:rPr>
+        <w:t>s = null; // eligible for GC</w:t>
+      </w:r>
+    </w:p>
+    <w:p>
+      <w:pPr>
+        <w:spacing w:after="0"/>
+        <w:ind w:left="720" w:right="-613"/>
+        <w:rPr>
+          <w:lang w:val="en-US"/>
+        </w:rPr>
+      </w:pPr>
+      <w:proofErr w:type="spellStart"/>
+      <w:proofErr w:type="gramStart"/>
+      <w:r>
+        <w:rPr>
+          <w:lang w:val="en-US"/>
+        </w:rPr>
+        <w:t>System.gc</w:t>
+      </w:r>
+      <w:proofErr w:type="spellEnd"/>
+      <w:r>
+        <w:rPr>
+          <w:lang w:val="en-US"/>
+        </w:rPr>
+        <w:t>(</w:t>
+      </w:r>
+      <w:proofErr w:type="gramEnd"/>
+      <w:r>
+        <w:rPr>
+          <w:lang w:val="en-US"/>
+        </w:rPr>
+        <w:t>); // only a request</w:t>
+      </w:r>
+    </w:p>
+    <w:p>
+      <w:pPr>
+        <w:spacing w:after="0"/>
+        <w:ind w:left="720" w:right="-613"/>
+        <w:rPr>
+          <w:lang w:val="en-US"/>
+        </w:rPr>
+      </w:pPr>
+      <w:r>
+        <w:rPr>
+          <w:lang w:val="en-US"/>
+        </w:rPr>
+        <w:t>```</w:t>
+      </w:r>
+    </w:p>
+    <w:p>
+      <w:pPr>
+        <w:spacing w:after="0"/>
+        <w:ind w:left="-284" w:right="-613"/>
+        <w:rPr>
           <w:lang w:val="en-US"/>
         </w:rPr>
       </w:pPr>
@@ -7022,11 +7731,13 @@
         <w:spacing w:after="0"/>
         <w:ind w:left="-284" w:right="-613"/>
         <w:rPr>
-          <w:lang w:val="en-US"/>
-        </w:rPr>
-      </w:pPr>
-      <w:r>
-        <w:rPr>
+          <w:b/>
+          <w:lang w:val="en-US"/>
+        </w:rPr>
+      </w:pPr>
+      <w:r>
+        <w:rPr>
+          <w:b/>
           <w:lang w:val="en-US"/>
         </w:rPr>
         <w:t xml:space="preserve">Q18. </w:t>
@@ -7034,6 +7745,7 @@
       <w:proofErr w:type="spellStart"/>
       <w:r>
         <w:rPr>
+          <w:b/>
           <w:lang w:val="en-US"/>
         </w:rPr>
         <w:t>HashMap</w:t>
@@ -7041,6 +7753,7 @@
       <w:proofErr w:type="spellEnd"/>
       <w:r>
         <w:rPr>
+          <w:b/>
           <w:lang w:val="en-US"/>
         </w:rPr>
         <w:t xml:space="preserve"> vs </w:t>
@@ -7048,6 +7761,7 @@
       <w:proofErr w:type="spellStart"/>
       <w:r>
         <w:rPr>
+          <w:b/>
           <w:lang w:val="en-US"/>
         </w:rPr>
         <w:t>LinkedHashMap</w:t>
@@ -7059,26 +7773,30 @@
         <w:spacing w:after="0"/>
         <w:ind w:left="-284" w:right="-613"/>
         <w:rPr>
-          <w:lang w:val="en-US"/>
-        </w:rPr>
-      </w:pPr>
-    </w:p>
-    <w:p>
-      <w:pPr>
-        <w:spacing w:after="0"/>
-        <w:ind w:left="-284" w:right="-613"/>
-        <w:rPr>
-          <w:lang w:val="en-US"/>
-        </w:rPr>
-      </w:pPr>
-      <w:r>
-        <w:rPr>
+          <w:b/>
+          <w:lang w:val="en-US"/>
+        </w:rPr>
+      </w:pPr>
+    </w:p>
+    <w:p>
+      <w:pPr>
+        <w:spacing w:after="0"/>
+        <w:ind w:left="-284" w:right="-613"/>
+        <w:rPr>
+          <w:b/>
+          <w:lang w:val="en-US"/>
+        </w:rPr>
+      </w:pPr>
+      <w:r>
+        <w:rPr>
+          <w:b/>
           <w:lang w:val="en-US"/>
         </w:rPr>
         <w:t xml:space="preserve">Q19. </w:t>
       </w:r>
       <w:r>
         <w:rPr>
+          <w:b/>
           <w:lang w:val="en-US"/>
         </w:rPr>
         <w:t>Explain instance and static blocks</w:t>
@@ -7089,20 +7807,23 @@
         <w:spacing w:after="0"/>
         <w:ind w:left="-284" w:right="-613"/>
         <w:rPr>
-          <w:lang w:val="en-US"/>
-        </w:rPr>
-      </w:pPr>
-    </w:p>
-    <w:p>
-      <w:pPr>
-        <w:spacing w:after="0"/>
-        <w:ind w:left="-284" w:right="-613"/>
-        <w:rPr>
-          <w:lang w:val="en-US"/>
-        </w:rPr>
-      </w:pPr>
-      <w:r>
-        <w:rPr>
+          <w:b/>
+          <w:lang w:val="en-US"/>
+        </w:rPr>
+      </w:pPr>
+    </w:p>
+    <w:p>
+      <w:pPr>
+        <w:spacing w:after="0"/>
+        <w:ind w:left="-284" w:right="-613"/>
+        <w:rPr>
+          <w:b/>
+          <w:lang w:val="en-US"/>
+        </w:rPr>
+      </w:pPr>
+      <w:r>
+        <w:rPr>
+          <w:b/>
           <w:lang w:val="en-US"/>
         </w:rPr>
         <w:t>Q20. Difference between Collection and Map</w:t>
@@ -7113,32 +7834,37 @@
         <w:spacing w:after="0"/>
         <w:ind w:left="-284" w:right="-613"/>
         <w:rPr>
-          <w:lang w:val="en-US"/>
-        </w:rPr>
-      </w:pPr>
-    </w:p>
-    <w:p>
-      <w:pPr>
-        <w:spacing w:after="0"/>
-        <w:ind w:left="-284" w:right="-613"/>
-        <w:rPr>
-          <w:lang w:val="en-US"/>
-        </w:rPr>
-      </w:pPr>
-      <w:r>
-        <w:rPr>
+          <w:b/>
+          <w:lang w:val="en-US"/>
+        </w:rPr>
+      </w:pPr>
+    </w:p>
+    <w:p>
+      <w:pPr>
+        <w:spacing w:after="0"/>
+        <w:ind w:left="-284" w:right="-613"/>
+        <w:rPr>
+          <w:b/>
+          <w:lang w:val="en-US"/>
+        </w:rPr>
+      </w:pPr>
+      <w:r>
+        <w:rPr>
+          <w:b/>
           <w:lang w:val="en-US"/>
         </w:rPr>
         <w:t>Q2</w:t>
       </w:r>
       <w:r>
         <w:rPr>
+          <w:b/>
           <w:lang w:val="en-US"/>
         </w:rPr>
         <w:t>1. How many ways we can create o</w:t>
       </w:r>
       <w:r>
         <w:rPr>
+          <w:b/>
           <w:lang w:val="en-US"/>
         </w:rPr>
         <w:t>bject in java?</w:t>
@@ -7149,20 +7875,23 @@
         <w:spacing w:after="0"/>
         <w:ind w:left="-284" w:right="-613"/>
         <w:rPr>
-          <w:lang w:val="en-US"/>
-        </w:rPr>
-      </w:pPr>
-    </w:p>
-    <w:p>
-      <w:pPr>
-        <w:spacing w:after="0"/>
-        <w:ind w:left="-284" w:right="-613"/>
-        <w:rPr>
-          <w:lang w:val="en-US"/>
-        </w:rPr>
-      </w:pPr>
-      <w:r>
-        <w:rPr>
+          <w:b/>
+          <w:lang w:val="en-US"/>
+        </w:rPr>
+      </w:pPr>
+    </w:p>
+    <w:p>
+      <w:pPr>
+        <w:spacing w:after="0"/>
+        <w:ind w:left="-284" w:right="-613"/>
+        <w:rPr>
+          <w:b/>
+          <w:lang w:val="en-US"/>
+        </w:rPr>
+      </w:pPr>
+      <w:r>
+        <w:rPr>
+          <w:b/>
           <w:lang w:val="en-US"/>
         </w:rPr>
         <w:t>Q22. Difference between method and function.</w:t>
@@ -7308,17 +8037,20 @@
         <w:spacing w:after="0"/>
         <w:ind w:left="-284" w:right="-613"/>
         <w:rPr>
-          <w:lang w:val="en-US"/>
-        </w:rPr>
-      </w:pPr>
-      <w:r>
-        <w:rPr>
+          <w:b/>
+          <w:lang w:val="en-US"/>
+        </w:rPr>
+      </w:pPr>
+      <w:r>
+        <w:rPr>
+          <w:b/>
           <w:lang w:val="en-US"/>
         </w:rPr>
         <w:t xml:space="preserve">Q1. </w:t>
       </w:r>
       <w:r>
         <w:rPr>
+          <w:b/>
           <w:lang w:val="en-US"/>
         </w:rPr>
         <w:t>What is streams in java?</w:t>
@@ -7329,26 +8061,30 @@
         <w:spacing w:after="0"/>
         <w:ind w:left="-284" w:right="-613"/>
         <w:rPr>
-          <w:lang w:val="en-US"/>
-        </w:rPr>
-      </w:pPr>
-    </w:p>
-    <w:p>
-      <w:pPr>
-        <w:spacing w:after="0"/>
-        <w:ind w:left="-284" w:right="-613"/>
-        <w:rPr>
-          <w:lang w:val="en-US"/>
-        </w:rPr>
-      </w:pPr>
-      <w:r>
-        <w:rPr>
+          <w:b/>
+          <w:lang w:val="en-US"/>
+        </w:rPr>
+      </w:pPr>
+    </w:p>
+    <w:p>
+      <w:pPr>
+        <w:spacing w:after="0"/>
+        <w:ind w:left="-284" w:right="-613"/>
+        <w:rPr>
+          <w:b/>
+          <w:lang w:val="en-US"/>
+        </w:rPr>
+      </w:pPr>
+      <w:r>
+        <w:rPr>
+          <w:b/>
           <w:lang w:val="en-US"/>
         </w:rPr>
         <w:t xml:space="preserve">Q2. Map </w:t>
       </w:r>
       <w:r>
         <w:rPr>
+          <w:b/>
           <w:lang w:val="en-US"/>
         </w:rPr>
         <w:t>vs filter</w:t>
@@ -7359,26 +8095,30 @@
         <w:spacing w:after="0"/>
         <w:ind w:left="-284" w:right="-613"/>
         <w:rPr>
-          <w:lang w:val="en-US"/>
-        </w:rPr>
-      </w:pPr>
-    </w:p>
-    <w:p>
-      <w:pPr>
-        <w:spacing w:after="0"/>
-        <w:ind w:left="-284" w:right="-613"/>
-        <w:rPr>
-          <w:lang w:val="en-US"/>
-        </w:rPr>
-      </w:pPr>
-      <w:r>
-        <w:rPr>
+          <w:b/>
+          <w:lang w:val="en-US"/>
+        </w:rPr>
+      </w:pPr>
+    </w:p>
+    <w:p>
+      <w:pPr>
+        <w:spacing w:after="0"/>
+        <w:ind w:left="-284" w:right="-613"/>
+        <w:rPr>
+          <w:b/>
+          <w:lang w:val="en-US"/>
+        </w:rPr>
+      </w:pPr>
+      <w:r>
+        <w:rPr>
+          <w:b/>
           <w:lang w:val="en-US"/>
         </w:rPr>
         <w:t xml:space="preserve">Q3. Streams questions and </w:t>
       </w:r>
       <w:r>
         <w:rPr>
+          <w:b/>
           <w:lang w:val="en-US"/>
         </w:rPr>
         <w:t>problem solving Questions</w:t>
@@ -7403,6 +8143,8 @@
         </w:rPr>
         <w:t>Convert List of names into Uppercase using stream</w:t>
       </w:r>
+      <w:bookmarkStart w:id="0" w:name="_GoBack"/>
+      <w:bookmarkEnd w:id="0"/>
     </w:p>
     <w:p>
       <w:pPr>
@@ -7541,6 +8283,7 @@
         <w:rPr>
           <w:lang w:val="en-US"/>
         </w:rPr>
+        <w:lastRenderedPageBreak/>
         <w:t>Remove duplicate (using distinct and hashset)</w:t>
       </w:r>
     </w:p>
@@ -8238,6 +8981,7 @@
           <w:u w:val="single"/>
           <w:lang w:val="en-US"/>
         </w:rPr>
+        <w:lastRenderedPageBreak/>
         <w:t>Spring boot</w:t>
       </w:r>
     </w:p>
@@ -9116,6 +9860,7 @@
         <w:ind w:right="-613"/>
       </w:pPr>
       <w:r>
+        <w:lastRenderedPageBreak/>
         <w:t xml:space="preserve">Be clear on </w:t>
       </w:r>
       <w:r>
@@ -10226,7 +10971,6 @@
         <w:rPr>
           <w:rFonts w:cstheme="minorHAnsi"/>
         </w:rPr>
-        <w:lastRenderedPageBreak/>
         <w:t>query.setCacheable</w:t>
       </w:r>
       <w:proofErr w:type="spellEnd"/>
@@ -10852,7 +11596,6 @@
           <w:lang w:val="en-US"/>
         </w:rPr>
       </w:pPr>
-      <w:proofErr w:type="spellStart"/>
       <w:r>
         <w:rPr>
           <w:b/>
@@ -10861,7 +11604,6 @@
         </w:rPr>
         <w:t>Sql</w:t>
       </w:r>
-      <w:proofErr w:type="spellEnd"/>
     </w:p>
     <w:p>
       <w:pPr>
@@ -12744,7 +13486,6 @@
         <w:rPr>
           <w:lang w:val="en-US"/>
         </w:rPr>
-        <w:lastRenderedPageBreak/>
         <w:t xml:space="preserve">Can one use an Employee class as a key in a </w:t>
       </w:r>
       <w:proofErr w:type="spellStart"/>
@@ -12920,6 +13661,7 @@
         <w:rPr>
           <w:lang w:val="en-US"/>
         </w:rPr>
+        <w:lastRenderedPageBreak/>
         <w:t xml:space="preserve">Write a program to determine if a 9 x 9 Sudoku board is valid. The rules that need to be checked if the Sudoku grid is valid </w:t>
       </w:r>
       <w:proofErr w:type="gramStart"/>
@@ -13343,7 +14085,6 @@
         <w:rPr>
           <w:lang w:val="en-US"/>
         </w:rPr>
-        <w:lastRenderedPageBreak/>
         <w:t>Explain OOPS concepts as if explaining to a 10-year-old:</w:t>
       </w:r>
     </w:p>
@@ -13387,6 +14128,119 @@
 <file path=word/numbering.xml><?xml version="1.0" encoding="utf-8"?>
 <w:numbering xmlns:wpc="http://schemas.microsoft.com/office/word/2010/wordprocessingCanvas" xmlns:mc="http://schemas.openxmlformats.org/markup-compatibility/2006" xmlns:o="urn:schemas-microsoft-com:office:office" xmlns:r="http://schemas.openxmlformats.org/officeDocument/2006/relationships" xmlns:m="http://schemas.openxmlformats.org/officeDocument/2006/math" xmlns:v="urn:schemas-microsoft-com:vml" xmlns:wp14="http://schemas.microsoft.com/office/word/2010/wordprocessingDrawing" xmlns:wp="http://schemas.openxmlformats.org/drawingml/2006/wordprocessingDrawing" xmlns:w10="urn:schemas-microsoft-com:office:word" xmlns:w="http://schemas.openxmlformats.org/wordprocessingml/2006/main" xmlns:w14="http://schemas.microsoft.com/office/word/2010/wordml" xmlns:w15="http://schemas.microsoft.com/office/word/2012/wordml" xmlns:wpg="http://schemas.microsoft.com/office/word/2010/wordprocessingGroup" xmlns:wpi="http://schemas.microsoft.com/office/word/2010/wordprocessingInk" xmlns:wne="http://schemas.microsoft.com/office/word/2006/wordml" xmlns:wps="http://schemas.microsoft.com/office/word/2010/wordprocessingShape" mc:Ignorable="w14 w15 wp14">
   <w:abstractNum w:abstractNumId="0" w15:restartNumberingAfterBreak="0">
+    <w:nsid w:val="039100E2"/>
+    <w:multiLevelType w:val="hybridMultilevel"/>
+    <w:tmpl w:val="F816F7D4"/>
+    <w:lvl w:ilvl="0" w:tplc="40090001">
+      <w:start w:val="1"/>
+      <w:numFmt w:val="bullet"/>
+      <w:lvlText w:val=""/>
+      <w:lvlJc w:val="left"/>
+      <w:pPr>
+        <w:ind w:left="796" w:hanging="360"/>
+      </w:pPr>
+      <w:rPr>
+        <w:rFonts w:ascii="Symbol" w:hAnsi="Symbol" w:hint="default"/>
+      </w:rPr>
+    </w:lvl>
+    <w:lvl w:ilvl="1" w:tplc="40090003" w:tentative="1">
+      <w:start w:val="1"/>
+      <w:numFmt w:val="bullet"/>
+      <w:lvlText w:val="o"/>
+      <w:lvlJc w:val="left"/>
+      <w:pPr>
+        <w:ind w:left="1516" w:hanging="360"/>
+      </w:pPr>
+      <w:rPr>
+        <w:rFonts w:ascii="Courier New" w:hAnsi="Courier New" w:cs="Courier New" w:hint="default"/>
+      </w:rPr>
+    </w:lvl>
+    <w:lvl w:ilvl="2" w:tplc="40090005" w:tentative="1">
+      <w:start w:val="1"/>
+      <w:numFmt w:val="bullet"/>
+      <w:lvlText w:val=""/>
+      <w:lvlJc w:val="left"/>
+      <w:pPr>
+        <w:ind w:left="2236" w:hanging="360"/>
+      </w:pPr>
+      <w:rPr>
+        <w:rFonts w:ascii="Wingdings" w:hAnsi="Wingdings" w:hint="default"/>
+      </w:rPr>
+    </w:lvl>
+    <w:lvl w:ilvl="3" w:tplc="40090001" w:tentative="1">
+      <w:start w:val="1"/>
+      <w:numFmt w:val="bullet"/>
+      <w:lvlText w:val=""/>
+      <w:lvlJc w:val="left"/>
+      <w:pPr>
+        <w:ind w:left="2956" w:hanging="360"/>
+      </w:pPr>
+      <w:rPr>
+        <w:rFonts w:ascii="Symbol" w:hAnsi="Symbol" w:hint="default"/>
+      </w:rPr>
+    </w:lvl>
+    <w:lvl w:ilvl="4" w:tplc="40090003" w:tentative="1">
+      <w:start w:val="1"/>
+      <w:numFmt w:val="bullet"/>
+      <w:lvlText w:val="o"/>
+      <w:lvlJc w:val="left"/>
+      <w:pPr>
+        <w:ind w:left="3676" w:hanging="360"/>
+      </w:pPr>
+      <w:rPr>
+        <w:rFonts w:ascii="Courier New" w:hAnsi="Courier New" w:cs="Courier New" w:hint="default"/>
+      </w:rPr>
+    </w:lvl>
+    <w:lvl w:ilvl="5" w:tplc="40090005" w:tentative="1">
+      <w:start w:val="1"/>
+      <w:numFmt w:val="bullet"/>
+      <w:lvlText w:val=""/>
+      <w:lvlJc w:val="left"/>
+      <w:pPr>
+        <w:ind w:left="4396" w:hanging="360"/>
+      </w:pPr>
+      <w:rPr>
+        <w:rFonts w:ascii="Wingdings" w:hAnsi="Wingdings" w:hint="default"/>
+      </w:rPr>
+    </w:lvl>
+    <w:lvl w:ilvl="6" w:tplc="40090001" w:tentative="1">
+      <w:start w:val="1"/>
+      <w:numFmt w:val="bullet"/>
+      <w:lvlText w:val=""/>
+      <w:lvlJc w:val="left"/>
+      <w:pPr>
+        <w:ind w:left="5116" w:hanging="360"/>
+      </w:pPr>
+      <w:rPr>
+        <w:rFonts w:ascii="Symbol" w:hAnsi="Symbol" w:hint="default"/>
+      </w:rPr>
+    </w:lvl>
+    <w:lvl w:ilvl="7" w:tplc="40090003" w:tentative="1">
+      <w:start w:val="1"/>
+      <w:numFmt w:val="bullet"/>
+      <w:lvlText w:val="o"/>
+      <w:lvlJc w:val="left"/>
+      <w:pPr>
+        <w:ind w:left="5836" w:hanging="360"/>
+      </w:pPr>
+      <w:rPr>
+        <w:rFonts w:ascii="Courier New" w:hAnsi="Courier New" w:cs="Courier New" w:hint="default"/>
+      </w:rPr>
+    </w:lvl>
+    <w:lvl w:ilvl="8" w:tplc="40090005" w:tentative="1">
+      <w:start w:val="1"/>
+      <w:numFmt w:val="bullet"/>
+      <w:lvlText w:val=""/>
+      <w:lvlJc w:val="left"/>
+      <w:pPr>
+        <w:ind w:left="6556" w:hanging="360"/>
+      </w:pPr>
+      <w:rPr>
+        <w:rFonts w:ascii="Wingdings" w:hAnsi="Wingdings" w:hint="default"/>
+      </w:rPr>
+    </w:lvl>
+  </w:abstractNum>
+  <w:abstractNum w:abstractNumId="1" w15:restartNumberingAfterBreak="0">
     <w:nsid w:val="04A56623"/>
     <w:multiLevelType w:val="hybridMultilevel"/>
     <w:tmpl w:val="22D4761C"/>
@@ -13475,7 +14329,7 @@
       </w:pPr>
     </w:lvl>
   </w:abstractNum>
-  <w:abstractNum w:abstractNumId="1" w15:restartNumberingAfterBreak="0">
+  <w:abstractNum w:abstractNumId="2" w15:restartNumberingAfterBreak="0">
     <w:nsid w:val="08916532"/>
     <w:multiLevelType w:val="multilevel"/>
     <w:tmpl w:val="FDFC44F8"/>
@@ -13624,7 +14478,7 @@
       </w:rPr>
     </w:lvl>
   </w:abstractNum>
-  <w:abstractNum w:abstractNumId="2" w15:restartNumberingAfterBreak="0">
+  <w:abstractNum w:abstractNumId="3" w15:restartNumberingAfterBreak="0">
     <w:nsid w:val="08F13886"/>
     <w:multiLevelType w:val="hybridMultilevel"/>
     <w:tmpl w:val="3E8C11BC"/>
@@ -13710,7 +14564,120 @@
       </w:pPr>
     </w:lvl>
   </w:abstractNum>
-  <w:abstractNum w:abstractNumId="3" w15:restartNumberingAfterBreak="0">
+  <w:abstractNum w:abstractNumId="4" w15:restartNumberingAfterBreak="0">
+    <w:nsid w:val="09FF3F28"/>
+    <w:multiLevelType w:val="hybridMultilevel"/>
+    <w:tmpl w:val="2A24FFAA"/>
+    <w:lvl w:ilvl="0" w:tplc="40090001">
+      <w:start w:val="1"/>
+      <w:numFmt w:val="bullet"/>
+      <w:lvlText w:val=""/>
+      <w:lvlJc w:val="left"/>
+      <w:pPr>
+        <w:ind w:left="851" w:hanging="360"/>
+      </w:pPr>
+      <w:rPr>
+        <w:rFonts w:ascii="Symbol" w:hAnsi="Symbol" w:hint="default"/>
+      </w:rPr>
+    </w:lvl>
+    <w:lvl w:ilvl="1" w:tplc="40090003" w:tentative="1">
+      <w:start w:val="1"/>
+      <w:numFmt w:val="bullet"/>
+      <w:lvlText w:val="o"/>
+      <w:lvlJc w:val="left"/>
+      <w:pPr>
+        <w:ind w:left="1571" w:hanging="360"/>
+      </w:pPr>
+      <w:rPr>
+        <w:rFonts w:ascii="Courier New" w:hAnsi="Courier New" w:cs="Courier New" w:hint="default"/>
+      </w:rPr>
+    </w:lvl>
+    <w:lvl w:ilvl="2" w:tplc="40090005" w:tentative="1">
+      <w:start w:val="1"/>
+      <w:numFmt w:val="bullet"/>
+      <w:lvlText w:val=""/>
+      <w:lvlJc w:val="left"/>
+      <w:pPr>
+        <w:ind w:left="2291" w:hanging="360"/>
+      </w:pPr>
+      <w:rPr>
+        <w:rFonts w:ascii="Wingdings" w:hAnsi="Wingdings" w:hint="default"/>
+      </w:rPr>
+    </w:lvl>
+    <w:lvl w:ilvl="3" w:tplc="40090001" w:tentative="1">
+      <w:start w:val="1"/>
+      <w:numFmt w:val="bullet"/>
+      <w:lvlText w:val=""/>
+      <w:lvlJc w:val="left"/>
+      <w:pPr>
+        <w:ind w:left="3011" w:hanging="360"/>
+      </w:pPr>
+      <w:rPr>
+        <w:rFonts w:ascii="Symbol" w:hAnsi="Symbol" w:hint="default"/>
+      </w:rPr>
+    </w:lvl>
+    <w:lvl w:ilvl="4" w:tplc="40090003" w:tentative="1">
+      <w:start w:val="1"/>
+      <w:numFmt w:val="bullet"/>
+      <w:lvlText w:val="o"/>
+      <w:lvlJc w:val="left"/>
+      <w:pPr>
+        <w:ind w:left="3731" w:hanging="360"/>
+      </w:pPr>
+      <w:rPr>
+        <w:rFonts w:ascii="Courier New" w:hAnsi="Courier New" w:cs="Courier New" w:hint="default"/>
+      </w:rPr>
+    </w:lvl>
+    <w:lvl w:ilvl="5" w:tplc="40090005" w:tentative="1">
+      <w:start w:val="1"/>
+      <w:numFmt w:val="bullet"/>
+      <w:lvlText w:val=""/>
+      <w:lvlJc w:val="left"/>
+      <w:pPr>
+        <w:ind w:left="4451" w:hanging="360"/>
+      </w:pPr>
+      <w:rPr>
+        <w:rFonts w:ascii="Wingdings" w:hAnsi="Wingdings" w:hint="default"/>
+      </w:rPr>
+    </w:lvl>
+    <w:lvl w:ilvl="6" w:tplc="40090001" w:tentative="1">
+      <w:start w:val="1"/>
+      <w:numFmt w:val="bullet"/>
+      <w:lvlText w:val=""/>
+      <w:lvlJc w:val="left"/>
+      <w:pPr>
+        <w:ind w:left="5171" w:hanging="360"/>
+      </w:pPr>
+      <w:rPr>
+        <w:rFonts w:ascii="Symbol" w:hAnsi="Symbol" w:hint="default"/>
+      </w:rPr>
+    </w:lvl>
+    <w:lvl w:ilvl="7" w:tplc="40090003" w:tentative="1">
+      <w:start w:val="1"/>
+      <w:numFmt w:val="bullet"/>
+      <w:lvlText w:val="o"/>
+      <w:lvlJc w:val="left"/>
+      <w:pPr>
+        <w:ind w:left="5891" w:hanging="360"/>
+      </w:pPr>
+      <w:rPr>
+        <w:rFonts w:ascii="Courier New" w:hAnsi="Courier New" w:cs="Courier New" w:hint="default"/>
+      </w:rPr>
+    </w:lvl>
+    <w:lvl w:ilvl="8" w:tplc="40090005" w:tentative="1">
+      <w:start w:val="1"/>
+      <w:numFmt w:val="bullet"/>
+      <w:lvlText w:val=""/>
+      <w:lvlJc w:val="left"/>
+      <w:pPr>
+        <w:ind w:left="6611" w:hanging="360"/>
+      </w:pPr>
+      <w:rPr>
+        <w:rFonts w:ascii="Wingdings" w:hAnsi="Wingdings" w:hint="default"/>
+      </w:rPr>
+    </w:lvl>
+  </w:abstractNum>
+  <w:abstractNum w:abstractNumId="5" w15:restartNumberingAfterBreak="0">
     <w:nsid w:val="0A8948BE"/>
     <w:multiLevelType w:val="hybridMultilevel"/>
     <w:tmpl w:val="3D7C1040"/>
@@ -13799,7 +14766,7 @@
       </w:pPr>
     </w:lvl>
   </w:abstractNum>
-  <w:abstractNum w:abstractNumId="4" w15:restartNumberingAfterBreak="0">
+  <w:abstractNum w:abstractNumId="6" w15:restartNumberingAfterBreak="0">
     <w:nsid w:val="0B5861AF"/>
     <w:multiLevelType w:val="hybridMultilevel"/>
     <w:tmpl w:val="983CD76A"/>
@@ -13885,7 +14852,120 @@
       </w:pPr>
     </w:lvl>
   </w:abstractNum>
-  <w:abstractNum w:abstractNumId="5" w15:restartNumberingAfterBreak="0">
+  <w:abstractNum w:abstractNumId="7" w15:restartNumberingAfterBreak="0">
+    <w:nsid w:val="0C87508D"/>
+    <w:multiLevelType w:val="hybridMultilevel"/>
+    <w:tmpl w:val="047C89E2"/>
+    <w:lvl w:ilvl="0" w:tplc="40090001">
+      <w:start w:val="1"/>
+      <w:numFmt w:val="bullet"/>
+      <w:lvlText w:val=""/>
+      <w:lvlJc w:val="left"/>
+      <w:pPr>
+        <w:ind w:left="851" w:hanging="360"/>
+      </w:pPr>
+      <w:rPr>
+        <w:rFonts w:ascii="Symbol" w:hAnsi="Symbol" w:hint="default"/>
+      </w:rPr>
+    </w:lvl>
+    <w:lvl w:ilvl="1" w:tplc="40090003" w:tentative="1">
+      <w:start w:val="1"/>
+      <w:numFmt w:val="bullet"/>
+      <w:lvlText w:val="o"/>
+      <w:lvlJc w:val="left"/>
+      <w:pPr>
+        <w:ind w:left="1571" w:hanging="360"/>
+      </w:pPr>
+      <w:rPr>
+        <w:rFonts w:ascii="Courier New" w:hAnsi="Courier New" w:cs="Courier New" w:hint="default"/>
+      </w:rPr>
+    </w:lvl>
+    <w:lvl w:ilvl="2" w:tplc="40090005" w:tentative="1">
+      <w:start w:val="1"/>
+      <w:numFmt w:val="bullet"/>
+      <w:lvlText w:val=""/>
+      <w:lvlJc w:val="left"/>
+      <w:pPr>
+        <w:ind w:left="2291" w:hanging="360"/>
+      </w:pPr>
+      <w:rPr>
+        <w:rFonts w:ascii="Wingdings" w:hAnsi="Wingdings" w:hint="default"/>
+      </w:rPr>
+    </w:lvl>
+    <w:lvl w:ilvl="3" w:tplc="40090001" w:tentative="1">
+      <w:start w:val="1"/>
+      <w:numFmt w:val="bullet"/>
+      <w:lvlText w:val=""/>
+      <w:lvlJc w:val="left"/>
+      <w:pPr>
+        <w:ind w:left="3011" w:hanging="360"/>
+      </w:pPr>
+      <w:rPr>
+        <w:rFonts w:ascii="Symbol" w:hAnsi="Symbol" w:hint="default"/>
+      </w:rPr>
+    </w:lvl>
+    <w:lvl w:ilvl="4" w:tplc="40090003" w:tentative="1">
+      <w:start w:val="1"/>
+      <w:numFmt w:val="bullet"/>
+      <w:lvlText w:val="o"/>
+      <w:lvlJc w:val="left"/>
+      <w:pPr>
+        <w:ind w:left="3731" w:hanging="360"/>
+      </w:pPr>
+      <w:rPr>
+        <w:rFonts w:ascii="Courier New" w:hAnsi="Courier New" w:cs="Courier New" w:hint="default"/>
+      </w:rPr>
+    </w:lvl>
+    <w:lvl w:ilvl="5" w:tplc="40090005" w:tentative="1">
+      <w:start w:val="1"/>
+      <w:numFmt w:val="bullet"/>
+      <w:lvlText w:val=""/>
+      <w:lvlJc w:val="left"/>
+      <w:pPr>
+        <w:ind w:left="4451" w:hanging="360"/>
+      </w:pPr>
+      <w:rPr>
+        <w:rFonts w:ascii="Wingdings" w:hAnsi="Wingdings" w:hint="default"/>
+      </w:rPr>
+    </w:lvl>
+    <w:lvl w:ilvl="6" w:tplc="40090001" w:tentative="1">
+      <w:start w:val="1"/>
+      <w:numFmt w:val="bullet"/>
+      <w:lvlText w:val=""/>
+      <w:lvlJc w:val="left"/>
+      <w:pPr>
+        <w:ind w:left="5171" w:hanging="360"/>
+      </w:pPr>
+      <w:rPr>
+        <w:rFonts w:ascii="Symbol" w:hAnsi="Symbol" w:hint="default"/>
+      </w:rPr>
+    </w:lvl>
+    <w:lvl w:ilvl="7" w:tplc="40090003" w:tentative="1">
+      <w:start w:val="1"/>
+      <w:numFmt w:val="bullet"/>
+      <w:lvlText w:val="o"/>
+      <w:lvlJc w:val="left"/>
+      <w:pPr>
+        <w:ind w:left="5891" w:hanging="360"/>
+      </w:pPr>
+      <w:rPr>
+        <w:rFonts w:ascii="Courier New" w:hAnsi="Courier New" w:cs="Courier New" w:hint="default"/>
+      </w:rPr>
+    </w:lvl>
+    <w:lvl w:ilvl="8" w:tplc="40090005" w:tentative="1">
+      <w:start w:val="1"/>
+      <w:numFmt w:val="bullet"/>
+      <w:lvlText w:val=""/>
+      <w:lvlJc w:val="left"/>
+      <w:pPr>
+        <w:ind w:left="6611" w:hanging="360"/>
+      </w:pPr>
+      <w:rPr>
+        <w:rFonts w:ascii="Wingdings" w:hAnsi="Wingdings" w:hint="default"/>
+      </w:rPr>
+    </w:lvl>
+  </w:abstractNum>
+  <w:abstractNum w:abstractNumId="8" w15:restartNumberingAfterBreak="0">
     <w:nsid w:val="130C5D5D"/>
     <w:multiLevelType w:val="multilevel"/>
     <w:tmpl w:val="0D1E9BB2"/>
@@ -14034,7 +15114,7 @@
       </w:rPr>
     </w:lvl>
   </w:abstractNum>
-  <w:abstractNum w:abstractNumId="6" w15:restartNumberingAfterBreak="0">
+  <w:abstractNum w:abstractNumId="9" w15:restartNumberingAfterBreak="0">
     <w:nsid w:val="18651F24"/>
     <w:multiLevelType w:val="multilevel"/>
     <w:tmpl w:val="C80E335C"/>
@@ -14183,7 +15263,7 @@
       </w:rPr>
     </w:lvl>
   </w:abstractNum>
-  <w:abstractNum w:abstractNumId="7" w15:restartNumberingAfterBreak="0">
+  <w:abstractNum w:abstractNumId="10" w15:restartNumberingAfterBreak="0">
     <w:nsid w:val="24162909"/>
     <w:multiLevelType w:val="hybridMultilevel"/>
     <w:tmpl w:val="1026FC36"/>
@@ -14269,7 +15349,7 @@
       </w:pPr>
     </w:lvl>
   </w:abstractNum>
-  <w:abstractNum w:abstractNumId="8" w15:restartNumberingAfterBreak="0">
+  <w:abstractNum w:abstractNumId="11" w15:restartNumberingAfterBreak="0">
     <w:nsid w:val="243D6DB2"/>
     <w:multiLevelType w:val="hybridMultilevel"/>
     <w:tmpl w:val="47C4B41E"/>
@@ -14382,7 +15462,7 @@
       </w:rPr>
     </w:lvl>
   </w:abstractNum>
-  <w:abstractNum w:abstractNumId="9" w15:restartNumberingAfterBreak="0">
+  <w:abstractNum w:abstractNumId="12" w15:restartNumberingAfterBreak="0">
     <w:nsid w:val="2446435B"/>
     <w:multiLevelType w:val="multilevel"/>
     <w:tmpl w:val="6164A49A"/>
@@ -14531,7 +15611,7 @@
       </w:rPr>
     </w:lvl>
   </w:abstractNum>
-  <w:abstractNum w:abstractNumId="10" w15:restartNumberingAfterBreak="0">
+  <w:abstractNum w:abstractNumId="13" w15:restartNumberingAfterBreak="0">
     <w:nsid w:val="27E000AE"/>
     <w:multiLevelType w:val="hybridMultilevel"/>
     <w:tmpl w:val="8542DB12"/>
@@ -14617,7 +15697,7 @@
       </w:pPr>
     </w:lvl>
   </w:abstractNum>
-  <w:abstractNum w:abstractNumId="11" w15:restartNumberingAfterBreak="0">
+  <w:abstractNum w:abstractNumId="14" w15:restartNumberingAfterBreak="0">
     <w:nsid w:val="282438F1"/>
     <w:multiLevelType w:val="multilevel"/>
     <w:tmpl w:val="870E9FEE"/>
@@ -14766,7 +15846,7 @@
       </w:rPr>
     </w:lvl>
   </w:abstractNum>
-  <w:abstractNum w:abstractNumId="12" w15:restartNumberingAfterBreak="0">
+  <w:abstractNum w:abstractNumId="15" w15:restartNumberingAfterBreak="0">
     <w:nsid w:val="2BB16774"/>
     <w:multiLevelType w:val="hybridMultilevel"/>
     <w:tmpl w:val="57F4A2F2"/>
@@ -14852,7 +15932,7 @@
       </w:pPr>
     </w:lvl>
   </w:abstractNum>
-  <w:abstractNum w:abstractNumId="13" w15:restartNumberingAfterBreak="0">
+  <w:abstractNum w:abstractNumId="16" w15:restartNumberingAfterBreak="0">
     <w:nsid w:val="2CA32BBF"/>
     <w:multiLevelType w:val="hybridMultilevel"/>
     <w:tmpl w:val="397C9CF4"/>
@@ -14940,7 +16020,120 @@
       </w:pPr>
     </w:lvl>
   </w:abstractNum>
-  <w:abstractNum w:abstractNumId="14" w15:restartNumberingAfterBreak="0">
+  <w:abstractNum w:abstractNumId="17" w15:restartNumberingAfterBreak="0">
+    <w:nsid w:val="2D8D2AE1"/>
+    <w:multiLevelType w:val="hybridMultilevel"/>
+    <w:tmpl w:val="819A92A4"/>
+    <w:lvl w:ilvl="0" w:tplc="40090001">
+      <w:start w:val="1"/>
+      <w:numFmt w:val="bullet"/>
+      <w:lvlText w:val=""/>
+      <w:lvlJc w:val="left"/>
+      <w:pPr>
+        <w:ind w:left="720" w:hanging="360"/>
+      </w:pPr>
+      <w:rPr>
+        <w:rFonts w:ascii="Symbol" w:hAnsi="Symbol" w:hint="default"/>
+      </w:rPr>
+    </w:lvl>
+    <w:lvl w:ilvl="1" w:tplc="40090003" w:tentative="1">
+      <w:start w:val="1"/>
+      <w:numFmt w:val="bullet"/>
+      <w:lvlText w:val="o"/>
+      <w:lvlJc w:val="left"/>
+      <w:pPr>
+        <w:ind w:left="1440" w:hanging="360"/>
+      </w:pPr>
+      <w:rPr>
+        <w:rFonts w:ascii="Courier New" w:hAnsi="Courier New" w:cs="Courier New" w:hint="default"/>
+      </w:rPr>
+    </w:lvl>
+    <w:lvl w:ilvl="2" w:tplc="40090005" w:tentative="1">
+      <w:start w:val="1"/>
+      <w:numFmt w:val="bullet"/>
+      <w:lvlText w:val=""/>
+      <w:lvlJc w:val="left"/>
+      <w:pPr>
+        <w:ind w:left="2160" w:hanging="360"/>
+      </w:pPr>
+      <w:rPr>
+        <w:rFonts w:ascii="Wingdings" w:hAnsi="Wingdings" w:hint="default"/>
+      </w:rPr>
+    </w:lvl>
+    <w:lvl w:ilvl="3" w:tplc="40090001" w:tentative="1">
+      <w:start w:val="1"/>
+      <w:numFmt w:val="bullet"/>
+      <w:lvlText w:val=""/>
+      <w:lvlJc w:val="left"/>
+      <w:pPr>
+        <w:ind w:left="2880" w:hanging="360"/>
+      </w:pPr>
+      <w:rPr>
+        <w:rFonts w:ascii="Symbol" w:hAnsi="Symbol" w:hint="default"/>
+      </w:rPr>
+    </w:lvl>
+    <w:lvl w:ilvl="4" w:tplc="40090003" w:tentative="1">
+      <w:start w:val="1"/>
+      <w:numFmt w:val="bullet"/>
+      <w:lvlText w:val="o"/>
+      <w:lvlJc w:val="left"/>
+      <w:pPr>
+        <w:ind w:left="3600" w:hanging="360"/>
+      </w:pPr>
+      <w:rPr>
+        <w:rFonts w:ascii="Courier New" w:hAnsi="Courier New" w:cs="Courier New" w:hint="default"/>
+      </w:rPr>
+    </w:lvl>
+    <w:lvl w:ilvl="5" w:tplc="40090005" w:tentative="1">
+      <w:start w:val="1"/>
+      <w:numFmt w:val="bullet"/>
+      <w:lvlText w:val=""/>
+      <w:lvlJc w:val="left"/>
+      <w:pPr>
+        <w:ind w:left="4320" w:hanging="360"/>
+      </w:pPr>
+      <w:rPr>
+        <w:rFonts w:ascii="Wingdings" w:hAnsi="Wingdings" w:hint="default"/>
+      </w:rPr>
+    </w:lvl>
+    <w:lvl w:ilvl="6" w:tplc="40090001" w:tentative="1">
+      <w:start w:val="1"/>
+      <w:numFmt w:val="bullet"/>
+      <w:lvlText w:val=""/>
+      <w:lvlJc w:val="left"/>
+      <w:pPr>
+        <w:ind w:left="5040" w:hanging="360"/>
+      </w:pPr>
+      <w:rPr>
+        <w:rFonts w:ascii="Symbol" w:hAnsi="Symbol" w:hint="default"/>
+      </w:rPr>
+    </w:lvl>
+    <w:lvl w:ilvl="7" w:tplc="40090003" w:tentative="1">
+      <w:start w:val="1"/>
+      <w:numFmt w:val="bullet"/>
+      <w:lvlText w:val="o"/>
+      <w:lvlJc w:val="left"/>
+      <w:pPr>
+        <w:ind w:left="5760" w:hanging="360"/>
+      </w:pPr>
+      <w:rPr>
+        <w:rFonts w:ascii="Courier New" w:hAnsi="Courier New" w:cs="Courier New" w:hint="default"/>
+      </w:rPr>
+    </w:lvl>
+    <w:lvl w:ilvl="8" w:tplc="40090005" w:tentative="1">
+      <w:start w:val="1"/>
+      <w:numFmt w:val="bullet"/>
+      <w:lvlText w:val=""/>
+      <w:lvlJc w:val="left"/>
+      <w:pPr>
+        <w:ind w:left="6480" w:hanging="360"/>
+      </w:pPr>
+      <w:rPr>
+        <w:rFonts w:ascii="Wingdings" w:hAnsi="Wingdings" w:hint="default"/>
+      </w:rPr>
+    </w:lvl>
+  </w:abstractNum>
+  <w:abstractNum w:abstractNumId="18" w15:restartNumberingAfterBreak="0">
     <w:nsid w:val="45D3663A"/>
     <w:multiLevelType w:val="hybridMultilevel"/>
     <w:tmpl w:val="5BE6223C"/>
@@ -15029,7 +16222,7 @@
       </w:pPr>
     </w:lvl>
   </w:abstractNum>
-  <w:abstractNum w:abstractNumId="15" w15:restartNumberingAfterBreak="0">
+  <w:abstractNum w:abstractNumId="19" w15:restartNumberingAfterBreak="0">
     <w:nsid w:val="48F52913"/>
     <w:multiLevelType w:val="hybridMultilevel"/>
     <w:tmpl w:val="D48816B4"/>
@@ -15118,7 +16311,7 @@
       </w:pPr>
     </w:lvl>
   </w:abstractNum>
-  <w:abstractNum w:abstractNumId="16" w15:restartNumberingAfterBreak="0">
+  <w:abstractNum w:abstractNumId="20" w15:restartNumberingAfterBreak="0">
     <w:nsid w:val="4EE15405"/>
     <w:multiLevelType w:val="hybridMultilevel"/>
     <w:tmpl w:val="B776C678"/>
@@ -15206,7 +16399,7 @@
       </w:pPr>
     </w:lvl>
   </w:abstractNum>
-  <w:abstractNum w:abstractNumId="17" w15:restartNumberingAfterBreak="0">
+  <w:abstractNum w:abstractNumId="21" w15:restartNumberingAfterBreak="0">
     <w:nsid w:val="559F0960"/>
     <w:multiLevelType w:val="hybridMultilevel"/>
     <w:tmpl w:val="AC387E9A"/>
@@ -15319,7 +16512,93 @@
       </w:rPr>
     </w:lvl>
   </w:abstractNum>
-  <w:abstractNum w:abstractNumId="18" w15:restartNumberingAfterBreak="0">
+  <w:abstractNum w:abstractNumId="22" w15:restartNumberingAfterBreak="0">
+    <w:nsid w:val="55C07FC1"/>
+    <w:multiLevelType w:val="hybridMultilevel"/>
+    <w:tmpl w:val="BB5A2616"/>
+    <w:lvl w:ilvl="0" w:tplc="4009000F">
+      <w:start w:val="1"/>
+      <w:numFmt w:val="decimal"/>
+      <w:lvlText w:val="%1."/>
+      <w:lvlJc w:val="left"/>
+      <w:pPr>
+        <w:ind w:left="436" w:hanging="360"/>
+      </w:pPr>
+    </w:lvl>
+    <w:lvl w:ilvl="1" w:tplc="40090019" w:tentative="1">
+      <w:start w:val="1"/>
+      <w:numFmt w:val="lowerLetter"/>
+      <w:lvlText w:val="%2."/>
+      <w:lvlJc w:val="left"/>
+      <w:pPr>
+        <w:ind w:left="1156" w:hanging="360"/>
+      </w:pPr>
+    </w:lvl>
+    <w:lvl w:ilvl="2" w:tplc="4009001B" w:tentative="1">
+      <w:start w:val="1"/>
+      <w:numFmt w:val="lowerRoman"/>
+      <w:lvlText w:val="%3."/>
+      <w:lvlJc w:val="right"/>
+      <w:pPr>
+        <w:ind w:left="1876" w:hanging="180"/>
+      </w:pPr>
+    </w:lvl>
+    <w:lvl w:ilvl="3" w:tplc="4009000F" w:tentative="1">
+      <w:start w:val="1"/>
+      <w:numFmt w:val="decimal"/>
+      <w:lvlText w:val="%4."/>
+      <w:lvlJc w:val="left"/>
+      <w:pPr>
+        <w:ind w:left="2596" w:hanging="360"/>
+      </w:pPr>
+    </w:lvl>
+    <w:lvl w:ilvl="4" w:tplc="40090019" w:tentative="1">
+      <w:start w:val="1"/>
+      <w:numFmt w:val="lowerLetter"/>
+      <w:lvlText w:val="%5."/>
+      <w:lvlJc w:val="left"/>
+      <w:pPr>
+        <w:ind w:left="3316" w:hanging="360"/>
+      </w:pPr>
+    </w:lvl>
+    <w:lvl w:ilvl="5" w:tplc="4009001B" w:tentative="1">
+      <w:start w:val="1"/>
+      <w:numFmt w:val="lowerRoman"/>
+      <w:lvlText w:val="%6."/>
+      <w:lvlJc w:val="right"/>
+      <w:pPr>
+        <w:ind w:left="4036" w:hanging="180"/>
+      </w:pPr>
+    </w:lvl>
+    <w:lvl w:ilvl="6" w:tplc="4009000F" w:tentative="1">
+      <w:start w:val="1"/>
+      <w:numFmt w:val="decimal"/>
+      <w:lvlText w:val="%7."/>
+      <w:lvlJc w:val="left"/>
+      <w:pPr>
+        <w:ind w:left="4756" w:hanging="360"/>
+      </w:pPr>
+    </w:lvl>
+    <w:lvl w:ilvl="7" w:tplc="40090019" w:tentative="1">
+      <w:start w:val="1"/>
+      <w:numFmt w:val="lowerLetter"/>
+      <w:lvlText w:val="%8."/>
+      <w:lvlJc w:val="left"/>
+      <w:pPr>
+        <w:ind w:left="5476" w:hanging="360"/>
+      </w:pPr>
+    </w:lvl>
+    <w:lvl w:ilvl="8" w:tplc="4009001B" w:tentative="1">
+      <w:start w:val="1"/>
+      <w:numFmt w:val="lowerRoman"/>
+      <w:lvlText w:val="%9."/>
+      <w:lvlJc w:val="right"/>
+      <w:pPr>
+        <w:ind w:left="6196" w:hanging="180"/>
+      </w:pPr>
+    </w:lvl>
+  </w:abstractNum>
+  <w:abstractNum w:abstractNumId="23" w15:restartNumberingAfterBreak="0">
     <w:nsid w:val="57256E32"/>
     <w:multiLevelType w:val="multilevel"/>
     <w:tmpl w:val="9E0804DC"/>
@@ -15468,7 +16747,7 @@
       </w:rPr>
     </w:lvl>
   </w:abstractNum>
-  <w:abstractNum w:abstractNumId="19" w15:restartNumberingAfterBreak="0">
+  <w:abstractNum w:abstractNumId="24" w15:restartNumberingAfterBreak="0">
     <w:nsid w:val="58BB3DD9"/>
     <w:multiLevelType w:val="multilevel"/>
     <w:tmpl w:val="D1AC4FCC"/>
@@ -15617,7 +16896,7 @@
       </w:rPr>
     </w:lvl>
   </w:abstractNum>
-  <w:abstractNum w:abstractNumId="20" w15:restartNumberingAfterBreak="0">
+  <w:abstractNum w:abstractNumId="25" w15:restartNumberingAfterBreak="0">
     <w:nsid w:val="5A1820AE"/>
     <w:multiLevelType w:val="multilevel"/>
     <w:tmpl w:val="B0960468"/>
@@ -15766,7 +17045,7 @@
       </w:rPr>
     </w:lvl>
   </w:abstractNum>
-  <w:abstractNum w:abstractNumId="21" w15:restartNumberingAfterBreak="0">
+  <w:abstractNum w:abstractNumId="26" w15:restartNumberingAfterBreak="0">
     <w:nsid w:val="63D832C6"/>
     <w:multiLevelType w:val="hybridMultilevel"/>
     <w:tmpl w:val="1C427B62"/>
@@ -15879,7 +17158,7 @@
       </w:rPr>
     </w:lvl>
   </w:abstractNum>
-  <w:abstractNum w:abstractNumId="22" w15:restartNumberingAfterBreak="0">
+  <w:abstractNum w:abstractNumId="27" w15:restartNumberingAfterBreak="0">
     <w:nsid w:val="66F33C2C"/>
     <w:multiLevelType w:val="hybridMultilevel"/>
     <w:tmpl w:val="5B680B4E"/>
@@ -15992,7 +17271,7 @@
       </w:rPr>
     </w:lvl>
   </w:abstractNum>
-  <w:abstractNum w:abstractNumId="23" w15:restartNumberingAfterBreak="0">
+  <w:abstractNum w:abstractNumId="28" w15:restartNumberingAfterBreak="0">
     <w:nsid w:val="67D47CF3"/>
     <w:multiLevelType w:val="multilevel"/>
     <w:tmpl w:val="9244BC1E"/>
@@ -16141,7 +17420,7 @@
       </w:rPr>
     </w:lvl>
   </w:abstractNum>
-  <w:abstractNum w:abstractNumId="24" w15:restartNumberingAfterBreak="0">
+  <w:abstractNum w:abstractNumId="29" w15:restartNumberingAfterBreak="0">
     <w:nsid w:val="6A8D7888"/>
     <w:multiLevelType w:val="multilevel"/>
     <w:tmpl w:val="BDB456CE"/>
@@ -16290,7 +17569,7 @@
       </w:rPr>
     </w:lvl>
   </w:abstractNum>
-  <w:abstractNum w:abstractNumId="25" w15:restartNumberingAfterBreak="0">
+  <w:abstractNum w:abstractNumId="30" w15:restartNumberingAfterBreak="0">
     <w:nsid w:val="6B8F235A"/>
     <w:multiLevelType w:val="hybridMultilevel"/>
     <w:tmpl w:val="2FD0B22E"/>
@@ -16403,7 +17682,7 @@
       </w:rPr>
     </w:lvl>
   </w:abstractNum>
-  <w:abstractNum w:abstractNumId="26" w15:restartNumberingAfterBreak="0">
+  <w:abstractNum w:abstractNumId="31" w15:restartNumberingAfterBreak="0">
     <w:nsid w:val="6D814616"/>
     <w:multiLevelType w:val="hybridMultilevel"/>
     <w:tmpl w:val="0220DB88"/>
@@ -16516,7 +17795,7 @@
       </w:rPr>
     </w:lvl>
   </w:abstractNum>
-  <w:abstractNum w:abstractNumId="27" w15:restartNumberingAfterBreak="0">
+  <w:abstractNum w:abstractNumId="32" w15:restartNumberingAfterBreak="0">
     <w:nsid w:val="6E975F44"/>
     <w:multiLevelType w:val="multilevel"/>
     <w:tmpl w:val="EFA88D08"/>
@@ -16665,7 +17944,7 @@
       </w:rPr>
     </w:lvl>
   </w:abstractNum>
-  <w:abstractNum w:abstractNumId="28" w15:restartNumberingAfterBreak="0">
+  <w:abstractNum w:abstractNumId="33" w15:restartNumberingAfterBreak="0">
     <w:nsid w:val="712D10F0"/>
     <w:multiLevelType w:val="hybridMultilevel"/>
     <w:tmpl w:val="4B60FB98"/>
@@ -16777,7 +18056,7 @@
       </w:rPr>
     </w:lvl>
   </w:abstractNum>
-  <w:abstractNum w:abstractNumId="29" w15:restartNumberingAfterBreak="0">
+  <w:abstractNum w:abstractNumId="34" w15:restartNumberingAfterBreak="0">
     <w:nsid w:val="716E4A06"/>
     <w:multiLevelType w:val="multilevel"/>
     <w:tmpl w:val="FF70185E"/>
@@ -16926,7 +18205,7 @@
       </w:rPr>
     </w:lvl>
   </w:abstractNum>
-  <w:abstractNum w:abstractNumId="30" w15:restartNumberingAfterBreak="0">
+  <w:abstractNum w:abstractNumId="35" w15:restartNumberingAfterBreak="0">
     <w:nsid w:val="735E3227"/>
     <w:multiLevelType w:val="hybridMultilevel"/>
     <w:tmpl w:val="CF58177C"/>
@@ -17039,7 +18318,7 @@
       </w:rPr>
     </w:lvl>
   </w:abstractNum>
-  <w:abstractNum w:abstractNumId="31" w15:restartNumberingAfterBreak="0">
+  <w:abstractNum w:abstractNumId="36" w15:restartNumberingAfterBreak="0">
     <w:nsid w:val="77DE4D1A"/>
     <w:multiLevelType w:val="multilevel"/>
     <w:tmpl w:val="5DB09DFE"/>
@@ -17188,7 +18467,7 @@
       </w:rPr>
     </w:lvl>
   </w:abstractNum>
-  <w:abstractNum w:abstractNumId="32" w15:restartNumberingAfterBreak="0">
+  <w:abstractNum w:abstractNumId="37" w15:restartNumberingAfterBreak="0">
     <w:nsid w:val="7B357B24"/>
     <w:multiLevelType w:val="multilevel"/>
     <w:tmpl w:val="F18ACE0A"/>
@@ -17337,7 +18616,7 @@
       </w:rPr>
     </w:lvl>
   </w:abstractNum>
-  <w:abstractNum w:abstractNumId="33" w15:restartNumberingAfterBreak="0">
+  <w:abstractNum w:abstractNumId="38" w15:restartNumberingAfterBreak="0">
     <w:nsid w:val="7D5910DB"/>
     <w:multiLevelType w:val="multilevel"/>
     <w:tmpl w:val="A31C0258"/>
@@ -17486,107 +18765,211 @@
       </w:rPr>
     </w:lvl>
   </w:abstractNum>
+  <w:abstractNum w:abstractNumId="39" w15:restartNumberingAfterBreak="0">
+    <w:nsid w:val="7F6F20F6"/>
+    <w:multiLevelType w:val="hybridMultilevel"/>
+    <w:tmpl w:val="715A2DFC"/>
+    <w:lvl w:ilvl="0" w:tplc="4009000F">
+      <w:start w:val="1"/>
+      <w:numFmt w:val="decimal"/>
+      <w:lvlText w:val="%1."/>
+      <w:lvlJc w:val="left"/>
+      <w:pPr>
+        <w:ind w:left="491" w:hanging="360"/>
+      </w:pPr>
+    </w:lvl>
+    <w:lvl w:ilvl="1" w:tplc="40090019" w:tentative="1">
+      <w:start w:val="1"/>
+      <w:numFmt w:val="lowerLetter"/>
+      <w:lvlText w:val="%2."/>
+      <w:lvlJc w:val="left"/>
+      <w:pPr>
+        <w:ind w:left="1211" w:hanging="360"/>
+      </w:pPr>
+    </w:lvl>
+    <w:lvl w:ilvl="2" w:tplc="4009001B" w:tentative="1">
+      <w:start w:val="1"/>
+      <w:numFmt w:val="lowerRoman"/>
+      <w:lvlText w:val="%3."/>
+      <w:lvlJc w:val="right"/>
+      <w:pPr>
+        <w:ind w:left="1931" w:hanging="180"/>
+      </w:pPr>
+    </w:lvl>
+    <w:lvl w:ilvl="3" w:tplc="4009000F" w:tentative="1">
+      <w:start w:val="1"/>
+      <w:numFmt w:val="decimal"/>
+      <w:lvlText w:val="%4."/>
+      <w:lvlJc w:val="left"/>
+      <w:pPr>
+        <w:ind w:left="2651" w:hanging="360"/>
+      </w:pPr>
+    </w:lvl>
+    <w:lvl w:ilvl="4" w:tplc="40090019" w:tentative="1">
+      <w:start w:val="1"/>
+      <w:numFmt w:val="lowerLetter"/>
+      <w:lvlText w:val="%5."/>
+      <w:lvlJc w:val="left"/>
+      <w:pPr>
+        <w:ind w:left="3371" w:hanging="360"/>
+      </w:pPr>
+    </w:lvl>
+    <w:lvl w:ilvl="5" w:tplc="4009001B" w:tentative="1">
+      <w:start w:val="1"/>
+      <w:numFmt w:val="lowerRoman"/>
+      <w:lvlText w:val="%6."/>
+      <w:lvlJc w:val="right"/>
+      <w:pPr>
+        <w:ind w:left="4091" w:hanging="180"/>
+      </w:pPr>
+    </w:lvl>
+    <w:lvl w:ilvl="6" w:tplc="4009000F" w:tentative="1">
+      <w:start w:val="1"/>
+      <w:numFmt w:val="decimal"/>
+      <w:lvlText w:val="%7."/>
+      <w:lvlJc w:val="left"/>
+      <w:pPr>
+        <w:ind w:left="4811" w:hanging="360"/>
+      </w:pPr>
+    </w:lvl>
+    <w:lvl w:ilvl="7" w:tplc="40090019" w:tentative="1">
+      <w:start w:val="1"/>
+      <w:numFmt w:val="lowerLetter"/>
+      <w:lvlText w:val="%8."/>
+      <w:lvlJc w:val="left"/>
+      <w:pPr>
+        <w:ind w:left="5531" w:hanging="360"/>
+      </w:pPr>
+    </w:lvl>
+    <w:lvl w:ilvl="8" w:tplc="4009001B" w:tentative="1">
+      <w:start w:val="1"/>
+      <w:numFmt w:val="lowerRoman"/>
+      <w:lvlText w:val="%9."/>
+      <w:lvlJc w:val="right"/>
+      <w:pPr>
+        <w:ind w:left="6251" w:hanging="180"/>
+      </w:pPr>
+    </w:lvl>
+  </w:abstractNum>
   <w:num w:numId="1">
+    <w:abstractNumId w:val="20"/>
+  </w:num>
+  <w:num w:numId="2">
+    <w:abstractNumId w:val="1"/>
+  </w:num>
+  <w:num w:numId="3">
+    <w:abstractNumId w:val="30"/>
+  </w:num>
+  <w:num w:numId="4">
+    <w:abstractNumId w:val="35"/>
+  </w:num>
+  <w:num w:numId="5">
     <w:abstractNumId w:val="16"/>
   </w:num>
-  <w:num w:numId="2">
+  <w:num w:numId="6">
+    <w:abstractNumId w:val="19"/>
+  </w:num>
+  <w:num w:numId="7">
+    <w:abstractNumId w:val="18"/>
+  </w:num>
+  <w:num w:numId="8">
+    <w:abstractNumId w:val="33"/>
+  </w:num>
+  <w:num w:numId="9">
+    <w:abstractNumId w:val="13"/>
+  </w:num>
+  <w:num w:numId="10">
+    <w:abstractNumId w:val="10"/>
+  </w:num>
+  <w:num w:numId="11">
+    <w:abstractNumId w:val="31"/>
+  </w:num>
+  <w:num w:numId="12">
+    <w:abstractNumId w:val="15"/>
+  </w:num>
+  <w:num w:numId="13">
+    <w:abstractNumId w:val="11"/>
+  </w:num>
+  <w:num w:numId="14">
+    <w:abstractNumId w:val="27"/>
+  </w:num>
+  <w:num w:numId="15">
+    <w:abstractNumId w:val="26"/>
+  </w:num>
+  <w:num w:numId="16">
+    <w:abstractNumId w:val="6"/>
+  </w:num>
+  <w:num w:numId="17">
+    <w:abstractNumId w:val="3"/>
+  </w:num>
+  <w:num w:numId="18">
+    <w:abstractNumId w:val="5"/>
+  </w:num>
+  <w:num w:numId="19">
+    <w:abstractNumId w:val="2"/>
+  </w:num>
+  <w:num w:numId="20">
+    <w:abstractNumId w:val="34"/>
+  </w:num>
+  <w:num w:numId="21">
+    <w:abstractNumId w:val="21"/>
+  </w:num>
+  <w:num w:numId="22">
+    <w:abstractNumId w:val="25"/>
+  </w:num>
+  <w:num w:numId="23">
+    <w:abstractNumId w:val="14"/>
+  </w:num>
+  <w:num w:numId="24">
+    <w:abstractNumId w:val="36"/>
+  </w:num>
+  <w:num w:numId="25">
+    <w:abstractNumId w:val="24"/>
+  </w:num>
+  <w:num w:numId="26">
+    <w:abstractNumId w:val="29"/>
+  </w:num>
+  <w:num w:numId="27">
+    <w:abstractNumId w:val="23"/>
+  </w:num>
+  <w:num w:numId="28">
+    <w:abstractNumId w:val="28"/>
+  </w:num>
+  <w:num w:numId="29">
+    <w:abstractNumId w:val="12"/>
+  </w:num>
+  <w:num w:numId="30">
+    <w:abstractNumId w:val="9"/>
+  </w:num>
+  <w:num w:numId="31">
+    <w:abstractNumId w:val="8"/>
+  </w:num>
+  <w:num w:numId="32">
+    <w:abstractNumId w:val="38"/>
+  </w:num>
+  <w:num w:numId="33">
+    <w:abstractNumId w:val="37"/>
+  </w:num>
+  <w:num w:numId="34">
+    <w:abstractNumId w:val="32"/>
+  </w:num>
+  <w:num w:numId="35">
+    <w:abstractNumId w:val="22"/>
+  </w:num>
+  <w:num w:numId="36">
     <w:abstractNumId w:val="0"/>
   </w:num>
-  <w:num w:numId="3">
-    <w:abstractNumId w:val="25"/>
+  <w:num w:numId="37">
+    <w:abstractNumId w:val="39"/>
   </w:num>
-  <w:num w:numId="4">
-    <w:abstractNumId w:val="30"/>
+  <w:num w:numId="38">
+    <w:abstractNumId w:val="4"/>
   </w:num>
-  <w:num w:numId="5">
-    <w:abstractNumId w:val="13"/>
-  </w:num>
-  <w:num w:numId="6">
-    <w:abstractNumId w:val="15"/>
-  </w:num>
-  <w:num w:numId="7">
-    <w:abstractNumId w:val="14"/>
-  </w:num>
-  <w:num w:numId="8">
-    <w:abstractNumId w:val="28"/>
-  </w:num>
-  <w:num w:numId="9">
-    <w:abstractNumId w:val="10"/>
-  </w:num>
-  <w:num w:numId="10">
+  <w:num w:numId="39">
     <w:abstractNumId w:val="7"/>
   </w:num>
-  <w:num w:numId="11">
-    <w:abstractNumId w:val="26"/>
-  </w:num>
-  <w:num w:numId="12">
-    <w:abstractNumId w:val="12"/>
-  </w:num>
-  <w:num w:numId="13">
-    <w:abstractNumId w:val="8"/>
-  </w:num>
-  <w:num w:numId="14">
-    <w:abstractNumId w:val="22"/>
-  </w:num>
-  <w:num w:numId="15">
-    <w:abstractNumId w:val="21"/>
-  </w:num>
-  <w:num w:numId="16">
-    <w:abstractNumId w:val="4"/>
-  </w:num>
-  <w:num w:numId="17">
-    <w:abstractNumId w:val="2"/>
-  </w:num>
-  <w:num w:numId="18">
-    <w:abstractNumId w:val="3"/>
-  </w:num>
-  <w:num w:numId="19">
-    <w:abstractNumId w:val="1"/>
-  </w:num>
-  <w:num w:numId="20">
-    <w:abstractNumId w:val="29"/>
-  </w:num>
-  <w:num w:numId="21">
+  <w:num w:numId="40">
     <w:abstractNumId w:val="17"/>
-  </w:num>
-  <w:num w:numId="22">
-    <w:abstractNumId w:val="20"/>
-  </w:num>
-  <w:num w:numId="23">
-    <w:abstractNumId w:val="11"/>
-  </w:num>
-  <w:num w:numId="24">
-    <w:abstractNumId w:val="31"/>
-  </w:num>
-  <w:num w:numId="25">
-    <w:abstractNumId w:val="19"/>
-  </w:num>
-  <w:num w:numId="26">
-    <w:abstractNumId w:val="24"/>
-  </w:num>
-  <w:num w:numId="27">
-    <w:abstractNumId w:val="18"/>
-  </w:num>
-  <w:num w:numId="28">
-    <w:abstractNumId w:val="23"/>
-  </w:num>
-  <w:num w:numId="29">
-    <w:abstractNumId w:val="9"/>
-  </w:num>
-  <w:num w:numId="30">
-    <w:abstractNumId w:val="6"/>
-  </w:num>
-  <w:num w:numId="31">
-    <w:abstractNumId w:val="5"/>
-  </w:num>
-  <w:num w:numId="32">
-    <w:abstractNumId w:val="33"/>
-  </w:num>
-  <w:num w:numId="33">
-    <w:abstractNumId w:val="32"/>
-  </w:num>
-  <w:num w:numId="34">
-    <w:abstractNumId w:val="27"/>
   </w:num>
 </w:numbering>
 </file>
